--- a/Modeling/CH4/1차/분석계획/ImPine_CH4_맞춤형방제설계_분석계획서_v4_최종수정2.docx
+++ b/Modeling/CH4/1차/분석계획/ImPine_CH4_맞춤형방제설계_분석계획서_v4_최종수정2.docx
@@ -379,7 +379,7 @@
           </w:tcPr>
           <w:p>
             <w:r>
-              <w:t>설계상 URL 쿼리파라미터로 CH3 선택 지역의 pine_area_ha_reference·treeCount·targetDays를 전달하되, 현재 구현은 미완료이므로 코드 반영 및 검증 필요</w:t>
+              <w:t>ver6 대시보드 기준 URL 쿼리파라미터로 CH3 선택 지역의 pine_area_ha_reference·treeCount·targetDays를 CH4로 전달하며, 최종 제출 패키지에서는 ch3/ch4 내부 상대경로를 기준으로 동작 확인 필요</w:t>
             </w:r>
           </w:p>
         </w:tc>
@@ -3089,7 +3089,7 @@
           <w:b w:val="0"/>
           <w:i w:val="0"/>
         </w:rPr>
-        <w:t>연결 방식(설계 - 아직 미구현, 코드 검증 필요): CH3 화면에서 시군구를 클릭하면 맞춤형 방제 설계로 보내기 링크가 노출되고, 클릭 시 URL 쿼리파라미터로 값을 실어 ch4.html로 이동하도록 구현한다. 현재 저장소에서는 ch3.html에 ch4 연결 문자열이 없어 실제 구현 전 검증이 필요하다.</w:t>
+        <w:t>연결 방식(ver6 구현 완료, 제출 전 경로 확인 필요): CH3 화면에서 시군구를 클릭하면 맞춤형 방제 설계로 보내기 링크가 노출되고, 클릭 시 URL 쿼리파라미터로 값을 실어 ch4.html로 이동한다. ver6 대시보드 기준 CH3→CH4 URL 전달과 CH4→CH3 복귀 경로는 구현 완료되었으며, 최종 제출 시 패키지 내부 상대경로 기준으로 동작을 확인한다.</w:t>
       </w:r>
     </w:p>
     <w:tbl>
@@ -4022,7 +4022,7 @@
           </w:tcPr>
           <w:p>
             <w:r>
-              <w:t>전체 흐름(CH3 클릭 또는 지역 선택 → CH4 자동입력/수동확정 → 결과 표시) 점검. 현재 저장소 구현 상태에서는 CH3→CH4 URL 전달 및 CH4 파라미터 파싱 구현 여부를 별도 코드 검증 필요</w:t>
+              <w:t>전체 흐름(CH3 클릭 또는 지역 선택 → CH4 자동입력/수동확정 → 결과 표시) 점검. ver6 저장소 기준 CH3→CH4 URL 전달과 CH4 파라미터 파싱은 구현 완료되었으므로, 최종 제출 직전 실제 패키지 경로에서 클릭 동작을 확인한다.</w:t>
             </w:r>
           </w:p>
         </w:tc>
@@ -4078,7 +4078,7 @@
         <w:rPr>
           <w:b/>
         </w:rPr>
-        <w:t xml:space="preserve">v4에서는 이전 검토에서 확인된 심사 리스크를 모두 반영했다. 2021.5~2022.4 기준 treeCount의 현재 과소추정 가능성, CH2 재선충명시 예산축과 CH4 포괄 예산 보조값의 분리, 대부분의 단가·작업량이 추정치라는 한계, 0장 인건비 '실측 교체' 표현의 과장, area_ha의 피해면적 오인 위험, CH3→CH4 자동전달 구현 검증 필요성, 현행 4종 구현과 v4 확장 목표의 불일치를 명시적으로 정리했다.</w:t>
+        <w:t xml:space="preserve">v4에서는 이전 검토에서 확인된 심사 리스크를 모두 반영했다. 2021.5~2022.4 기준 treeCount의 현재 과소추정 가능성, CH2 재선충명시 예산축과 CH4 포괄 예산 보조값의 분리, 대부분의 단가·작업량이 추정치라는 한계, 0장 인건비 '실측 교체' 표현의 과장, area_ha의 피해면적 오인 위험, CH3→CH4 자동전달 구현 완료 및 최종 제출 패키지 기준 확인 필요성, 현행 4종 구현과 v4 확장 목표의 불일치를 명시적으로 정리했다.</w:t>
       </w:r>
     </w:p>
     <w:p>
